--- a/arb/docx/027.content.docx
+++ b/arb/docx/027.content.docx
@@ -137,21 +137,6 @@
           <w:lang w:val="ar_AE" w:bidi="ar_AE"/>
         </w:rPr>
         <w:t>غ</w:t>
-      </w:r>
-      <w:r>
-        <w:rPr>
-          <w:lang w:val="ar_AE" w:bidi="ar_AE"/>
-        </w:rPr>
-      </w:r>
-    </w:p>
-    <w:p>
-      <w:pPr>
-        <w:bidi/>
-      </w:pPr>
-      <w:r>
-        <w:rPr>
-          <w:lang w:val="ar_AE" w:bidi="ar_AE"/>
-        </w:rPr>
       </w:r>
       <w:r>
         <w:rPr>

--- a/arb/docx/027.content.docx
+++ b/arb/docx/027.content.docx
@@ -22,7 +22,7 @@
         <w:rPr>
           <w:lang w:val="ar_AE" w:bidi="ar_AE"/>
         </w:rPr>
-        <w:t>Resource: المصطلحات الرئيسية (كلمة متكشفة)</w:t>
+        <w:t>Resource: unfoldingWord® Translation Words</w:t>
       </w:r>
       <w:r>
         <w:rPr>
@@ -96,7 +96,7 @@
         <w:rPr>
           <w:lang w:val="ar_AE" w:bidi="ar_AE"/>
         </w:rPr>
-        <w:t>المصطلحات الرئيسية (كلمة متكشفة)</w:t>
+        <w:t>unfoldingWord® Translation Words</w:t>
       </w:r>
     </w:p>
     <w:p>

--- a/arb/docx/027.content.docx
+++ b/arb/docx/027.content.docx
@@ -1404,6 +1404,460 @@
         <w:rPr>
           <w:lang w:val="ar_AE" w:bidi="ar_AE"/>
         </w:rPr>
+        <w:t>غطاء الكفارة (كرسي الرحمة)</w:t>
+      </w:r>
+      <w:r>
+        <w:rPr>
+          <w:lang w:val="ar_AE" w:bidi="ar_AE"/>
+        </w:rPr>
+      </w:r>
+    </w:p>
+    <w:p>
+      <w:pPr>
+        <w:pStyle w:val="Heading3"/>
+        <w:bidi/>
+      </w:pPr>
+      <w:r>
+        <w:rPr>
+          <w:lang w:val="ar_AE" w:bidi="ar_AE"/>
+        </w:rPr>
+        <w:t>التعريف:</w:t>
+      </w:r>
+    </w:p>
+    <w:p>
+      <w:pPr>
+        <w:bidi/>
+      </w:pPr>
+      <w:r>
+        <w:rPr>
+          <w:lang w:val="ar_AE" w:bidi="ar_AE"/>
+        </w:rPr>
+      </w:r>
+      <w:r>
+        <w:rPr>
+          <w:lang w:val="ar_AE" w:bidi="ar_AE"/>
+        </w:rPr>
+        <w:t>لقد كان "غطاء الكفارة" لوحًا من الذهب يُستخدم لتغطية تابوت العهد. وفي العديد من الترجمات، يُشار إليه أيضًا باسم "غطاء التابوت" أو "الغطاء".</w:t>
+      </w:r>
+    </w:p>
+    <w:p>
+      <w:pPr>
+        <w:pStyle w:val="ListBullet"/>
+        <w:bidi/>
+        <w:spacing w:line="240" w:lineRule="auto"/>
+        <w:ind w:left="720"/>
+      </w:pPr>
+      <w:r>
+        <w:rPr>
+          <w:lang w:val="ar_AE" w:bidi="ar_AE"/>
+        </w:rPr>
+      </w:r>
+      <w:r>
+        <w:rPr>
+          <w:lang w:val="ar_AE" w:bidi="ar_AE"/>
+        </w:rPr>
+        <w:t>كان غطاء الكفارة بطول حوالي 115 سنتيمترًا وعرض 70 سنتيمترًا.</w:t>
+      </w:r>
+    </w:p>
+    <w:p>
+      <w:pPr>
+        <w:pStyle w:val="ListBullet"/>
+        <w:bidi/>
+        <w:spacing w:line="240" w:lineRule="auto"/>
+        <w:ind w:left="720"/>
+      </w:pPr>
+      <w:r>
+        <w:rPr>
+          <w:lang w:val="ar_AE" w:bidi="ar_AE"/>
+        </w:rPr>
+      </w:r>
+      <w:r>
+        <w:rPr>
+          <w:lang w:val="ar_AE" w:bidi="ar_AE"/>
+        </w:rPr>
+        <w:t>كما كان يوجد فوق غطاء الكفارة، كروبان من الذهب بأجنحتها متلامسة.</w:t>
+      </w:r>
+    </w:p>
+    <w:p>
+      <w:pPr>
+        <w:pStyle w:val="ListBullet"/>
+        <w:bidi/>
+        <w:spacing w:line="240" w:lineRule="auto"/>
+        <w:ind w:left="720"/>
+      </w:pPr>
+      <w:r>
+        <w:rPr>
+          <w:lang w:val="ar_AE" w:bidi="ar_AE"/>
+        </w:rPr>
+      </w:r>
+      <w:r>
+        <w:rPr>
+          <w:lang w:val="ar_AE" w:bidi="ar_AE"/>
+        </w:rPr>
+        <w:t>قال الرب يهوه إنه كان سيلتقي بشعب إسرائيل فوق غطاء الكفارة، تحت الأجنحة الممدودة للكروبين. وقد كان يُسمح فقط لرئيس الكهنة باللقاء مع الرب يهوه بهذه الطريقة، باعتباره ممثلًا للشعب.</w:t>
+      </w:r>
+    </w:p>
+    <w:p>
+      <w:pPr>
+        <w:pStyle w:val="ListBullet"/>
+        <w:bidi/>
+        <w:spacing w:line="240" w:lineRule="auto"/>
+        <w:ind w:left="720"/>
+      </w:pPr>
+      <w:r>
+        <w:rPr>
+          <w:lang w:val="ar_AE" w:bidi="ar_AE"/>
+        </w:rPr>
+      </w:r>
+      <w:r>
+        <w:rPr>
+          <w:lang w:val="ar_AE" w:bidi="ar_AE"/>
+        </w:rPr>
+        <w:t>أحيانًا كان يُشار إلى هذا الغطاء بتعبير "كرسي الرحمة" لأنه كان يعبر عن رحمة الله من خلال نزوله لفداء البشر الخطاة.</w:t>
+      </w:r>
+    </w:p>
+    <w:p>
+      <w:pPr>
+        <w:pStyle w:val="Heading3"/>
+        <w:bidi/>
+      </w:pPr>
+      <w:r>
+        <w:rPr>
+          <w:lang w:val="ar_AE" w:bidi="ar_AE"/>
+        </w:rPr>
+        <w:t>اقتراحات الترجمة:</w:t>
+      </w:r>
+    </w:p>
+    <w:p>
+      <w:pPr>
+        <w:pStyle w:val="ListBullet"/>
+        <w:bidi/>
+        <w:spacing w:line="240" w:lineRule="auto"/>
+        <w:ind w:left="720"/>
+      </w:pPr>
+      <w:r>
+        <w:rPr>
+          <w:lang w:val="ar_AE" w:bidi="ar_AE"/>
+        </w:rPr>
+      </w:r>
+      <w:r>
+        <w:rPr>
+          <w:lang w:val="ar_AE" w:bidi="ar_AE"/>
+        </w:rPr>
+        <w:t>طرق أخرى لترجمة هذا المصطلح يمكن أن تشمل "غطاء التابوت حيث يعد الله بالفداء" أو "المكان الذي يكفر فيه الله" أو "غطاء التابوت حيث يغفر الله ويستعيد".</w:t>
+      </w:r>
+    </w:p>
+    <w:p>
+      <w:pPr>
+        <w:pStyle w:val="ListBullet"/>
+        <w:bidi/>
+        <w:spacing w:line="240" w:lineRule="auto"/>
+        <w:ind w:left="720"/>
+      </w:pPr>
+      <w:r>
+        <w:rPr>
+          <w:lang w:val="ar_AE" w:bidi="ar_AE"/>
+        </w:rPr>
+      </w:r>
+      <w:r>
+        <w:rPr>
+          <w:lang w:val="ar_AE" w:bidi="ar_AE"/>
+        </w:rPr>
+        <w:t>يمكن أن يعني أيضًا "مكان الاسترضاء".</w:t>
+      </w:r>
+    </w:p>
+    <w:p>
+      <w:pPr>
+        <w:pStyle w:val="ListBullet"/>
+        <w:bidi/>
+        <w:spacing w:line="240" w:lineRule="auto"/>
+        <w:ind w:left="720"/>
+      </w:pPr>
+      <w:r>
+        <w:rPr>
+          <w:lang w:val="ar_AE" w:bidi="ar_AE"/>
+        </w:rPr>
+      </w:r>
+      <w:r>
+        <w:rPr>
+          <w:lang w:val="ar_AE" w:bidi="ar_AE"/>
+        </w:rPr>
+        <w:t>قارن هذا المصطلح مع الطريقة التي قد تُرجمت بها كلمات "الكفارة"، "الاسترضاء"، و"الفداء".</w:t>
+      </w:r>
+    </w:p>
+    <w:p>
+      <w:pPr>
+        <w:bidi/>
+      </w:pPr>
+      <w:r>
+        <w:rPr>
+          <w:lang w:val="ar_AE" w:bidi="ar_AE"/>
+        </w:rPr>
+      </w:r>
+      <w:r>
+        <w:rPr>
+          <w:lang w:val="ar_AE" w:bidi="ar_AE"/>
+        </w:rPr>
+        <w:t xml:space="preserve">(انظر أيضًا: </w:t>
+      </w:r>
+      <w:r>
+        <w:rPr>
+          <w:lang w:val="ar_AE" w:bidi="ar_AE"/>
+        </w:rPr>
+        <w:t>تابوت العهد</w:t>
+      </w:r>
+      <w:r>
+        <w:rPr>
+          <w:lang w:val="ar_AE" w:bidi="ar_AE"/>
+        </w:rPr>
+        <w:t xml:space="preserve">, </w:t>
+      </w:r>
+      <w:r>
+        <w:rPr>
+          <w:lang w:val="ar_AE" w:bidi="ar_AE"/>
+        </w:rPr>
+        <w:t>الكفارة</w:t>
+      </w:r>
+      <w:r>
+        <w:rPr>
+          <w:lang w:val="ar_AE" w:bidi="ar_AE"/>
+        </w:rPr>
+        <w:t xml:space="preserve">, </w:t>
+      </w:r>
+      <w:r>
+        <w:rPr>
+          <w:lang w:val="ar_AE" w:bidi="ar_AE"/>
+        </w:rPr>
+        <w:t>الكروبيم</w:t>
+      </w:r>
+      <w:r>
+        <w:rPr>
+          <w:lang w:val="ar_AE" w:bidi="ar_AE"/>
+        </w:rPr>
+        <w:t xml:space="preserve">, </w:t>
+      </w:r>
+      <w:r>
+        <w:rPr>
+          <w:lang w:val="ar_AE" w:bidi="ar_AE"/>
+        </w:rPr>
+        <w:t>الاسترضاء</w:t>
+      </w:r>
+      <w:r>
+        <w:rPr>
+          <w:lang w:val="ar_AE" w:bidi="ar_AE"/>
+        </w:rPr>
+        <w:t xml:space="preserve">, </w:t>
+      </w:r>
+      <w:r>
+        <w:rPr>
+          <w:lang w:val="ar_AE" w:bidi="ar_AE"/>
+        </w:rPr>
+        <w:t>يفدي</w:t>
+      </w:r>
+      <w:r>
+        <w:rPr>
+          <w:lang w:val="ar_AE" w:bidi="ar_AE"/>
+        </w:rPr>
+        <w:t>)</w:t>
+      </w:r>
+    </w:p>
+    <w:p>
+      <w:pPr>
+        <w:pStyle w:val="Heading3"/>
+        <w:bidi/>
+      </w:pPr>
+      <w:r>
+        <w:rPr>
+          <w:lang w:val="ar_AE" w:bidi="ar_AE"/>
+        </w:rPr>
+        <w:t>مراجع الكتاب المقدس:</w:t>
+      </w:r>
+    </w:p>
+    <w:p>
+      <w:pPr>
+        <w:pStyle w:val="ListBullet"/>
+        <w:bidi/>
+        <w:spacing w:line="240" w:lineRule="auto"/>
+        <w:ind w:left="720"/>
+      </w:pPr>
+      <w:r>
+        <w:rPr>
+          <w:lang w:val="ar_AE" w:bidi="ar_AE"/>
+        </w:rPr>
+      </w:r>
+      <w:hyperlink r:id="rId31">
+        <w:r>
+          <w:rPr>
+            <w:lang w:val="ar_AE" w:bidi="ar_AE"/>
+          </w:rPr>
+          <w:rPr>
+            <w:color w:val="0000EE"/>
+            <w:u w:val="single"/>
+          </w:rPr>
+          <w:t>خروج 25:17</w:t>
+        </w:r>
+      </w:hyperlink>
+    </w:p>
+    <w:p>
+      <w:pPr>
+        <w:pStyle w:val="ListBullet"/>
+        <w:bidi/>
+        <w:spacing w:line="240" w:lineRule="auto"/>
+        <w:ind w:left="720"/>
+      </w:pPr>
+      <w:r>
+        <w:rPr>
+          <w:lang w:val="ar_AE" w:bidi="ar_AE"/>
+        </w:rPr>
+      </w:r>
+      <w:hyperlink r:id="rId32">
+        <w:r>
+          <w:rPr>
+            <w:lang w:val="ar_AE" w:bidi="ar_AE"/>
+          </w:rPr>
+          <w:rPr>
+            <w:color w:val="0000EE"/>
+            <w:u w:val="single"/>
+          </w:rPr>
+          <w:t>خروج 30:6</w:t>
+        </w:r>
+      </w:hyperlink>
+    </w:p>
+    <w:p>
+      <w:pPr>
+        <w:pStyle w:val="ListBullet"/>
+        <w:bidi/>
+        <w:spacing w:line="240" w:lineRule="auto"/>
+        <w:ind w:left="720"/>
+      </w:pPr>
+      <w:r>
+        <w:rPr>
+          <w:lang w:val="ar_AE" w:bidi="ar_AE"/>
+        </w:rPr>
+      </w:r>
+      <w:hyperlink r:id="rId33">
+        <w:r>
+          <w:rPr>
+            <w:lang w:val="ar_AE" w:bidi="ar_AE"/>
+          </w:rPr>
+          <w:rPr>
+            <w:color w:val="0000EE"/>
+            <w:u w:val="single"/>
+          </w:rPr>
+          <w:t>خروج 40:17–20</w:t>
+        </w:r>
+      </w:hyperlink>
+    </w:p>
+    <w:p>
+      <w:pPr>
+        <w:pStyle w:val="ListBullet"/>
+        <w:bidi/>
+        <w:spacing w:line="240" w:lineRule="auto"/>
+        <w:ind w:left="720"/>
+      </w:pPr>
+      <w:r>
+        <w:rPr>
+          <w:lang w:val="ar_AE" w:bidi="ar_AE"/>
+        </w:rPr>
+      </w:r>
+      <w:hyperlink r:id="rId34">
+        <w:r>
+          <w:rPr>
+            <w:lang w:val="ar_AE" w:bidi="ar_AE"/>
+          </w:rPr>
+          <w:rPr>
+            <w:color w:val="0000EE"/>
+            <w:u w:val="single"/>
+          </w:rPr>
+          <w:t>لاويين 16:1–2</w:t>
+        </w:r>
+      </w:hyperlink>
+    </w:p>
+    <w:p>
+      <w:pPr>
+        <w:pStyle w:val="ListBullet"/>
+        <w:bidi/>
+        <w:spacing w:line="240" w:lineRule="auto"/>
+        <w:ind w:left="720"/>
+      </w:pPr>
+      <w:r>
+        <w:rPr>
+          <w:lang w:val="ar_AE" w:bidi="ar_AE"/>
+        </w:rPr>
+      </w:r>
+      <w:hyperlink r:id="rId35">
+        <w:r>
+          <w:rPr>
+            <w:lang w:val="ar_AE" w:bidi="ar_AE"/>
+          </w:rPr>
+          <w:rPr>
+            <w:color w:val="0000EE"/>
+            <w:u w:val="single"/>
+          </w:rPr>
+          <w:t>عدد 7:89</w:t>
+        </w:r>
+      </w:hyperlink>
+    </w:p>
+    <w:p>
+      <w:pPr>
+        <w:pStyle w:val="Heading3"/>
+        <w:bidi/>
+      </w:pPr>
+      <w:r>
+        <w:rPr>
+          <w:lang w:val="ar_AE" w:bidi="ar_AE"/>
+        </w:rPr>
+        <w:t>بيانات الكلمة:</w:t>
+      </w:r>
+    </w:p>
+    <w:p>
+      <w:pPr>
+        <w:pStyle w:val="ListBullet"/>
+        <w:bidi/>
+        <w:spacing w:line="240" w:lineRule="auto"/>
+        <w:ind w:left="720"/>
+      </w:pPr>
+      <w:r>
+        <w:rPr>
+          <w:lang w:val="ar_AE" w:bidi="ar_AE"/>
+        </w:rPr>
+      </w:r>
+      <w:r>
+        <w:rPr>
+          <w:lang w:val="ar_AE" w:bidi="ar_AE"/>
+        </w:rPr>
+        <w:t>سترونج: H3727, G24350</w:t>
+      </w:r>
+      <w:r>
+        <w:rPr>
+          <w:lang w:val="ar_AE" w:bidi="ar_AE"/>
+        </w:rPr>
+      </w:r>
+      <w:r>
+        <w:rPr>
+          <w:lang w:val="ar_AE" w:bidi="ar_AE"/>
+        </w:rPr>
+      </w:r>
+    </w:p>
+    <w:p>
+      <w:pPr>
+        <w:bidi/>
+      </w:pPr>
+      <w:r>
+        <w:rPr>
+          <w:lang w:val="ar_AE" w:bidi="ar_AE"/>
+        </w:rPr>
+      </w:r>
+    </w:p>
+    <w:p>
+      <w:pPr>
+        <w:pStyle w:val="Heading2"/>
+        <w:bidi/>
+      </w:pPr>
+      <w:r>
+        <w:rPr>
+          <w:lang w:val="ar_AE" w:bidi="ar_AE"/>
+        </w:rPr>
         <w:t>غطاء "حجاب"</w:t>
       </w:r>
       <w:r>
@@ -1636,7 +2090,7 @@
           <w:lang w:val="ar_AE" w:bidi="ar_AE"/>
         </w:rPr>
       </w:r>
-      <w:hyperlink r:id="rId31">
+      <w:hyperlink r:id="rId36">
         <w:r>
           <w:rPr>
             <w:lang w:val="ar_AE" w:bidi="ar_AE"/>
@@ -1661,7 +2115,7 @@
           <w:lang w:val="ar_AE" w:bidi="ar_AE"/>
         </w:rPr>
       </w:r>
-      <w:hyperlink r:id="rId32">
+      <w:hyperlink r:id="rId37">
         <w:r>
           <w:rPr>
             <w:lang w:val="ar_AE" w:bidi="ar_AE"/>
@@ -1686,7 +2140,7 @@
           <w:lang w:val="ar_AE" w:bidi="ar_AE"/>
         </w:rPr>
       </w:r>
-      <w:hyperlink r:id="rId33">
+      <w:hyperlink r:id="rId38">
         <w:r>
           <w:rPr>
             <w:lang w:val="ar_AE" w:bidi="ar_AE"/>
@@ -1711,7 +2165,7 @@
           <w:lang w:val="ar_AE" w:bidi="ar_AE"/>
         </w:rPr>
       </w:r>
-      <w:hyperlink r:id="rId34">
+      <w:hyperlink r:id="rId39">
         <w:r>
           <w:rPr>
             <w:lang w:val="ar_AE" w:bidi="ar_AE"/>
@@ -1736,7 +2190,7 @@
           <w:lang w:val="ar_AE" w:bidi="ar_AE"/>
         </w:rPr>
       </w:r>
-      <w:hyperlink r:id="rId35">
+      <w:hyperlink r:id="rId40">
         <w:r>
           <w:rPr>
             <w:lang w:val="ar_AE" w:bidi="ar_AE"/>
@@ -1778,460 +2232,6 @@
           <w:lang w:val="ar_AE" w:bidi="ar_AE"/>
         </w:rPr>
         <w:t>سترونج: H1852, H3407, H4539, H6532, H7050, G26650</w:t>
-      </w:r>
-      <w:r>
-        <w:rPr>
-          <w:lang w:val="ar_AE" w:bidi="ar_AE"/>
-        </w:rPr>
-      </w:r>
-      <w:r>
-        <w:rPr>
-          <w:lang w:val="ar_AE" w:bidi="ar_AE"/>
-        </w:rPr>
-      </w:r>
-    </w:p>
-    <w:p>
-      <w:pPr>
-        <w:bidi/>
-      </w:pPr>
-      <w:r>
-        <w:rPr>
-          <w:lang w:val="ar_AE" w:bidi="ar_AE"/>
-        </w:rPr>
-      </w:r>
-    </w:p>
-    <w:p>
-      <w:pPr>
-        <w:pStyle w:val="Heading2"/>
-        <w:bidi/>
-      </w:pPr>
-      <w:r>
-        <w:rPr>
-          <w:lang w:val="ar_AE" w:bidi="ar_AE"/>
-        </w:rPr>
-        <w:t>غطاء الكفارة (كرسي الرحمة)</w:t>
-      </w:r>
-      <w:r>
-        <w:rPr>
-          <w:lang w:val="ar_AE" w:bidi="ar_AE"/>
-        </w:rPr>
-      </w:r>
-    </w:p>
-    <w:p>
-      <w:pPr>
-        <w:pStyle w:val="Heading3"/>
-        <w:bidi/>
-      </w:pPr>
-      <w:r>
-        <w:rPr>
-          <w:lang w:val="ar_AE" w:bidi="ar_AE"/>
-        </w:rPr>
-        <w:t>التعريف:</w:t>
-      </w:r>
-    </w:p>
-    <w:p>
-      <w:pPr>
-        <w:bidi/>
-      </w:pPr>
-      <w:r>
-        <w:rPr>
-          <w:lang w:val="ar_AE" w:bidi="ar_AE"/>
-        </w:rPr>
-      </w:r>
-      <w:r>
-        <w:rPr>
-          <w:lang w:val="ar_AE" w:bidi="ar_AE"/>
-        </w:rPr>
-        <w:t>لقد كان "غطاء الكفارة" لوحًا من الذهب يُستخدم لتغطية تابوت العهد. وفي العديد من الترجمات، يُشار إليه أيضًا باسم "غطاء التابوت" أو "الغطاء".</w:t>
-      </w:r>
-    </w:p>
-    <w:p>
-      <w:pPr>
-        <w:pStyle w:val="ListBullet"/>
-        <w:bidi/>
-        <w:spacing w:line="240" w:lineRule="auto"/>
-        <w:ind w:left="720"/>
-      </w:pPr>
-      <w:r>
-        <w:rPr>
-          <w:lang w:val="ar_AE" w:bidi="ar_AE"/>
-        </w:rPr>
-      </w:r>
-      <w:r>
-        <w:rPr>
-          <w:lang w:val="ar_AE" w:bidi="ar_AE"/>
-        </w:rPr>
-        <w:t>كان غطاء الكفارة بطول حوالي 115 سنتيمترًا وعرض 70 سنتيمترًا.</w:t>
-      </w:r>
-    </w:p>
-    <w:p>
-      <w:pPr>
-        <w:pStyle w:val="ListBullet"/>
-        <w:bidi/>
-        <w:spacing w:line="240" w:lineRule="auto"/>
-        <w:ind w:left="720"/>
-      </w:pPr>
-      <w:r>
-        <w:rPr>
-          <w:lang w:val="ar_AE" w:bidi="ar_AE"/>
-        </w:rPr>
-      </w:r>
-      <w:r>
-        <w:rPr>
-          <w:lang w:val="ar_AE" w:bidi="ar_AE"/>
-        </w:rPr>
-        <w:t>كما كان يوجد فوق غطاء الكفارة، كروبان من الذهب بأجنحتها متلامسة.</w:t>
-      </w:r>
-    </w:p>
-    <w:p>
-      <w:pPr>
-        <w:pStyle w:val="ListBullet"/>
-        <w:bidi/>
-        <w:spacing w:line="240" w:lineRule="auto"/>
-        <w:ind w:left="720"/>
-      </w:pPr>
-      <w:r>
-        <w:rPr>
-          <w:lang w:val="ar_AE" w:bidi="ar_AE"/>
-        </w:rPr>
-      </w:r>
-      <w:r>
-        <w:rPr>
-          <w:lang w:val="ar_AE" w:bidi="ar_AE"/>
-        </w:rPr>
-        <w:t>قال الرب يهوه إنه كان سيلتقي بشعب إسرائيل فوق غطاء الكفارة، تحت الأجنحة الممدودة للكروبين. وقد كان يُسمح فقط لرئيس الكهنة باللقاء مع الرب يهوه بهذه الطريقة، باعتباره ممثلًا للشعب.</w:t>
-      </w:r>
-    </w:p>
-    <w:p>
-      <w:pPr>
-        <w:pStyle w:val="ListBullet"/>
-        <w:bidi/>
-        <w:spacing w:line="240" w:lineRule="auto"/>
-        <w:ind w:left="720"/>
-      </w:pPr>
-      <w:r>
-        <w:rPr>
-          <w:lang w:val="ar_AE" w:bidi="ar_AE"/>
-        </w:rPr>
-      </w:r>
-      <w:r>
-        <w:rPr>
-          <w:lang w:val="ar_AE" w:bidi="ar_AE"/>
-        </w:rPr>
-        <w:t>أحيانًا كان يُشار إلى هذا الغطاء بتعبير "كرسي الرحمة" لأنه كان يعبر عن رحمة الله من خلال نزوله لفداء البشر الخطاة.</w:t>
-      </w:r>
-    </w:p>
-    <w:p>
-      <w:pPr>
-        <w:pStyle w:val="Heading3"/>
-        <w:bidi/>
-      </w:pPr>
-      <w:r>
-        <w:rPr>
-          <w:lang w:val="ar_AE" w:bidi="ar_AE"/>
-        </w:rPr>
-        <w:t>اقتراحات الترجمة:</w:t>
-      </w:r>
-    </w:p>
-    <w:p>
-      <w:pPr>
-        <w:pStyle w:val="ListBullet"/>
-        <w:bidi/>
-        <w:spacing w:line="240" w:lineRule="auto"/>
-        <w:ind w:left="720"/>
-      </w:pPr>
-      <w:r>
-        <w:rPr>
-          <w:lang w:val="ar_AE" w:bidi="ar_AE"/>
-        </w:rPr>
-      </w:r>
-      <w:r>
-        <w:rPr>
-          <w:lang w:val="ar_AE" w:bidi="ar_AE"/>
-        </w:rPr>
-        <w:t>طرق أخرى لترجمة هذا المصطلح يمكن أن تشمل "غطاء التابوت حيث يعد الله بالفداء" أو "المكان الذي يكفر فيه الله" أو "غطاء التابوت حيث يغفر الله ويستعيد".</w:t>
-      </w:r>
-    </w:p>
-    <w:p>
-      <w:pPr>
-        <w:pStyle w:val="ListBullet"/>
-        <w:bidi/>
-        <w:spacing w:line="240" w:lineRule="auto"/>
-        <w:ind w:left="720"/>
-      </w:pPr>
-      <w:r>
-        <w:rPr>
-          <w:lang w:val="ar_AE" w:bidi="ar_AE"/>
-        </w:rPr>
-      </w:r>
-      <w:r>
-        <w:rPr>
-          <w:lang w:val="ar_AE" w:bidi="ar_AE"/>
-        </w:rPr>
-        <w:t>يمكن أن يعني أيضًا "مكان الاسترضاء".</w:t>
-      </w:r>
-    </w:p>
-    <w:p>
-      <w:pPr>
-        <w:pStyle w:val="ListBullet"/>
-        <w:bidi/>
-        <w:spacing w:line="240" w:lineRule="auto"/>
-        <w:ind w:left="720"/>
-      </w:pPr>
-      <w:r>
-        <w:rPr>
-          <w:lang w:val="ar_AE" w:bidi="ar_AE"/>
-        </w:rPr>
-      </w:r>
-      <w:r>
-        <w:rPr>
-          <w:lang w:val="ar_AE" w:bidi="ar_AE"/>
-        </w:rPr>
-        <w:t>قارن هذا المصطلح مع الطريقة التي قد تُرجمت بها كلمات "الكفارة"، "الاسترضاء"، و"الفداء".</w:t>
-      </w:r>
-    </w:p>
-    <w:p>
-      <w:pPr>
-        <w:bidi/>
-      </w:pPr>
-      <w:r>
-        <w:rPr>
-          <w:lang w:val="ar_AE" w:bidi="ar_AE"/>
-        </w:rPr>
-      </w:r>
-      <w:r>
-        <w:rPr>
-          <w:lang w:val="ar_AE" w:bidi="ar_AE"/>
-        </w:rPr>
-        <w:t xml:space="preserve">(انظر أيضًا: </w:t>
-      </w:r>
-      <w:r>
-        <w:rPr>
-          <w:lang w:val="ar_AE" w:bidi="ar_AE"/>
-        </w:rPr>
-        <w:t>تابوت العهد</w:t>
-      </w:r>
-      <w:r>
-        <w:rPr>
-          <w:lang w:val="ar_AE" w:bidi="ar_AE"/>
-        </w:rPr>
-        <w:t xml:space="preserve">, </w:t>
-      </w:r>
-      <w:r>
-        <w:rPr>
-          <w:lang w:val="ar_AE" w:bidi="ar_AE"/>
-        </w:rPr>
-        <w:t>الكفارة</w:t>
-      </w:r>
-      <w:r>
-        <w:rPr>
-          <w:lang w:val="ar_AE" w:bidi="ar_AE"/>
-        </w:rPr>
-        <w:t xml:space="preserve">, </w:t>
-      </w:r>
-      <w:r>
-        <w:rPr>
-          <w:lang w:val="ar_AE" w:bidi="ar_AE"/>
-        </w:rPr>
-        <w:t>الكروبيم</w:t>
-      </w:r>
-      <w:r>
-        <w:rPr>
-          <w:lang w:val="ar_AE" w:bidi="ar_AE"/>
-        </w:rPr>
-        <w:t xml:space="preserve">, </w:t>
-      </w:r>
-      <w:r>
-        <w:rPr>
-          <w:lang w:val="ar_AE" w:bidi="ar_AE"/>
-        </w:rPr>
-        <w:t>الاسترضاء</w:t>
-      </w:r>
-      <w:r>
-        <w:rPr>
-          <w:lang w:val="ar_AE" w:bidi="ar_AE"/>
-        </w:rPr>
-        <w:t xml:space="preserve">, </w:t>
-      </w:r>
-      <w:r>
-        <w:rPr>
-          <w:lang w:val="ar_AE" w:bidi="ar_AE"/>
-        </w:rPr>
-        <w:t>يفدي</w:t>
-      </w:r>
-      <w:r>
-        <w:rPr>
-          <w:lang w:val="ar_AE" w:bidi="ar_AE"/>
-        </w:rPr>
-        <w:t>)</w:t>
-      </w:r>
-    </w:p>
-    <w:p>
-      <w:pPr>
-        <w:pStyle w:val="Heading3"/>
-        <w:bidi/>
-      </w:pPr>
-      <w:r>
-        <w:rPr>
-          <w:lang w:val="ar_AE" w:bidi="ar_AE"/>
-        </w:rPr>
-        <w:t>مراجع الكتاب المقدس:</w:t>
-      </w:r>
-    </w:p>
-    <w:p>
-      <w:pPr>
-        <w:pStyle w:val="ListBullet"/>
-        <w:bidi/>
-        <w:spacing w:line="240" w:lineRule="auto"/>
-        <w:ind w:left="720"/>
-      </w:pPr>
-      <w:r>
-        <w:rPr>
-          <w:lang w:val="ar_AE" w:bidi="ar_AE"/>
-        </w:rPr>
-      </w:r>
-      <w:hyperlink r:id="rId36">
-        <w:r>
-          <w:rPr>
-            <w:lang w:val="ar_AE" w:bidi="ar_AE"/>
-          </w:rPr>
-          <w:rPr>
-            <w:color w:val="0000EE"/>
-            <w:u w:val="single"/>
-          </w:rPr>
-          <w:t>خروج 25:17</w:t>
-        </w:r>
-      </w:hyperlink>
-    </w:p>
-    <w:p>
-      <w:pPr>
-        <w:pStyle w:val="ListBullet"/>
-        <w:bidi/>
-        <w:spacing w:line="240" w:lineRule="auto"/>
-        <w:ind w:left="720"/>
-      </w:pPr>
-      <w:r>
-        <w:rPr>
-          <w:lang w:val="ar_AE" w:bidi="ar_AE"/>
-        </w:rPr>
-      </w:r>
-      <w:hyperlink r:id="rId37">
-        <w:r>
-          <w:rPr>
-            <w:lang w:val="ar_AE" w:bidi="ar_AE"/>
-          </w:rPr>
-          <w:rPr>
-            <w:color w:val="0000EE"/>
-            <w:u w:val="single"/>
-          </w:rPr>
-          <w:t>خروج 30:6</w:t>
-        </w:r>
-      </w:hyperlink>
-    </w:p>
-    <w:p>
-      <w:pPr>
-        <w:pStyle w:val="ListBullet"/>
-        <w:bidi/>
-        <w:spacing w:line="240" w:lineRule="auto"/>
-        <w:ind w:left="720"/>
-      </w:pPr>
-      <w:r>
-        <w:rPr>
-          <w:lang w:val="ar_AE" w:bidi="ar_AE"/>
-        </w:rPr>
-      </w:r>
-      <w:hyperlink r:id="rId38">
-        <w:r>
-          <w:rPr>
-            <w:lang w:val="ar_AE" w:bidi="ar_AE"/>
-          </w:rPr>
-          <w:rPr>
-            <w:color w:val="0000EE"/>
-            <w:u w:val="single"/>
-          </w:rPr>
-          <w:t>خروج 40:17–20</w:t>
-        </w:r>
-      </w:hyperlink>
-    </w:p>
-    <w:p>
-      <w:pPr>
-        <w:pStyle w:val="ListBullet"/>
-        <w:bidi/>
-        <w:spacing w:line="240" w:lineRule="auto"/>
-        <w:ind w:left="720"/>
-      </w:pPr>
-      <w:r>
-        <w:rPr>
-          <w:lang w:val="ar_AE" w:bidi="ar_AE"/>
-        </w:rPr>
-      </w:r>
-      <w:hyperlink r:id="rId39">
-        <w:r>
-          <w:rPr>
-            <w:lang w:val="ar_AE" w:bidi="ar_AE"/>
-          </w:rPr>
-          <w:rPr>
-            <w:color w:val="0000EE"/>
-            <w:u w:val="single"/>
-          </w:rPr>
-          <w:t>لاويين 16:1–2</w:t>
-        </w:r>
-      </w:hyperlink>
-    </w:p>
-    <w:p>
-      <w:pPr>
-        <w:pStyle w:val="ListBullet"/>
-        <w:bidi/>
-        <w:spacing w:line="240" w:lineRule="auto"/>
-        <w:ind w:left="720"/>
-      </w:pPr>
-      <w:r>
-        <w:rPr>
-          <w:lang w:val="ar_AE" w:bidi="ar_AE"/>
-        </w:rPr>
-      </w:r>
-      <w:hyperlink r:id="rId40">
-        <w:r>
-          <w:rPr>
-            <w:lang w:val="ar_AE" w:bidi="ar_AE"/>
-          </w:rPr>
-          <w:rPr>
-            <w:color w:val="0000EE"/>
-            <w:u w:val="single"/>
-          </w:rPr>
-          <w:t>عدد 7:89</w:t>
-        </w:r>
-      </w:hyperlink>
-    </w:p>
-    <w:p>
-      <w:pPr>
-        <w:pStyle w:val="Heading3"/>
-        <w:bidi/>
-      </w:pPr>
-      <w:r>
-        <w:rPr>
-          <w:lang w:val="ar_AE" w:bidi="ar_AE"/>
-        </w:rPr>
-        <w:t>بيانات الكلمة:</w:t>
-      </w:r>
-    </w:p>
-    <w:p>
-      <w:pPr>
-        <w:pStyle w:val="ListBullet"/>
-        <w:bidi/>
-        <w:spacing w:line="240" w:lineRule="auto"/>
-        <w:ind w:left="720"/>
-      </w:pPr>
-      <w:r>
-        <w:rPr>
-          <w:lang w:val="ar_AE" w:bidi="ar_AE"/>
-        </w:rPr>
-      </w:r>
-      <w:r>
-        <w:rPr>
-          <w:lang w:val="ar_AE" w:bidi="ar_AE"/>
-        </w:rPr>
-        <w:t>سترونج: H3727, G24350</w:t>
       </w:r>
       <w:r>
         <w:rPr>
